--- a/Biooil_Data_ML_Submission_Packages/02_Energy_and_AI/03_COVER_LETTER.docx
+++ b/Biooil_Data_ML_Submission_Packages/02_Energy_and_AI/03_COVER_LETTER.docx
@@ -19,19 +19,19 @@
     <w:p/>
     <w:p>
       <w:r>
-        <w:t>We are pleased to submit the manuscript entitled "AI-enabled inverse prediction of bio-oil composition from steam reforming syngas under data availability constraints" for consideration as a Research Article in Energy and AI.</w:t>
+        <w:t>We are pleased to submit the manuscript entitled "AI-enabled soft sensor for bio-oil steam reforming using Cantera-generated data and inverse syngas-to-composition prediction" for consideration as a Research Article in Energy and AI.</w:t>
       </w:r>
     </w:p>
     <w:p/>
     <w:p>
       <w:r>
-        <w:t>The manuscript presents an artificial intelligence workflow for an inverse energy-conversion problem: predicting class-level bio-oil composition from steam reforming syngas and process conditions. The study combines SQL-based data curation, thermodynamic simulation with Cantera, multilayer perceptron modeling, and a group-aware generalization audit.</w:t>
+        <w:t>The manuscript presents an artificial intelligence workflow for an energy-conversion soft sensor: predicting class-level bio-oil composition from steam reforming syngas and process conditions. The study combines literature-derived bio-oil feed curation, thermodynamic simulation with Cantera, multilayer perceptron modeling, and a group-aware generalization audit.</w:t>
       </w:r>
     </w:p>
     <w:p/>
     <w:p>
       <w:r>
-        <w:t>The work fits Energy and AI because it focuses on the application and critical validation of AI for energy conversion and process monitoring. The manuscript goes beyond a standard model-comparison exercise by explicitly linking model performance to data availability constraints. Row-wise testing showed strong inverse prediction performance with a multilayer perceptron (R2 = 0.863, MAE = 4.03%), while BiooilID holdout testing revealed the practical limits of generalization to unseen bio-oil identities.</w:t>
+        <w:t>The work fits Energy and AI because it focuses on the application and critical validation of AI for energy conversion, process monitoring, and future MPC integration. Row-wise testing showed strong inverse prediction performance with a multilayer perceptron (R2 = 0.863, MAE = 4.03%), while BiooilID holdout testing clarified the practical limits of generalization to unseen bio-oil identities.</w:t>
       </w:r>
     </w:p>
     <w:p/>
@@ -70,7 +70,6 @@
         <w:t>[Email]</w:t>
       </w:r>
     </w:p>
-    <w:p/>
     <w:p/>
     <w:sectPr>
       <w:pgSz w:w="12240" w:h="15840"/>
@@ -490,7 +489,7 @@
     <w:link w:val="Balk1Char"/>
     <w:uiPriority w:val="9"/>
     <w:qFormat/>
-    <w:rsid w:val="001248C0"/>
+    <w:rsid w:val="000E6D11"/>
     <w:pPr>
       <w:keepNext/>
       <w:keepLines/>
@@ -513,7 +512,7 @@
     <w:semiHidden/>
     <w:unhideWhenUsed/>
     <w:qFormat/>
-    <w:rsid w:val="001248C0"/>
+    <w:rsid w:val="000E6D11"/>
     <w:pPr>
       <w:keepNext/>
       <w:keepLines/>
@@ -536,7 +535,7 @@
     <w:semiHidden/>
     <w:unhideWhenUsed/>
     <w:qFormat/>
-    <w:rsid w:val="001248C0"/>
+    <w:rsid w:val="000E6D11"/>
     <w:pPr>
       <w:keepNext/>
       <w:keepLines/>
@@ -559,7 +558,7 @@
     <w:semiHidden/>
     <w:unhideWhenUsed/>
     <w:qFormat/>
-    <w:rsid w:val="001248C0"/>
+    <w:rsid w:val="000E6D11"/>
     <w:pPr>
       <w:keepNext/>
       <w:keepLines/>
@@ -582,7 +581,7 @@
     <w:semiHidden/>
     <w:unhideWhenUsed/>
     <w:qFormat/>
-    <w:rsid w:val="001248C0"/>
+    <w:rsid w:val="000E6D11"/>
     <w:pPr>
       <w:keepNext/>
       <w:keepLines/>
@@ -603,7 +602,7 @@
     <w:semiHidden/>
     <w:unhideWhenUsed/>
     <w:qFormat/>
-    <w:rsid w:val="001248C0"/>
+    <w:rsid w:val="000E6D11"/>
     <w:pPr>
       <w:keepNext/>
       <w:keepLines/>
@@ -626,7 +625,7 @@
     <w:semiHidden/>
     <w:unhideWhenUsed/>
     <w:qFormat/>
-    <w:rsid w:val="001248C0"/>
+    <w:rsid w:val="000E6D11"/>
     <w:pPr>
       <w:keepNext/>
       <w:keepLines/>
@@ -647,7 +646,7 @@
     <w:semiHidden/>
     <w:unhideWhenUsed/>
     <w:qFormat/>
-    <w:rsid w:val="001248C0"/>
+    <w:rsid w:val="000E6D11"/>
     <w:pPr>
       <w:keepNext/>
       <w:keepLines/>
@@ -670,7 +669,7 @@
     <w:semiHidden/>
     <w:unhideWhenUsed/>
     <w:qFormat/>
-    <w:rsid w:val="001248C0"/>
+    <w:rsid w:val="000E6D11"/>
     <w:pPr>
       <w:keepNext/>
       <w:keepLines/>
@@ -714,7 +713,7 @@
     <w:basedOn w:val="VarsaylanParagrafYazTipi"/>
     <w:link w:val="Balk1"/>
     <w:uiPriority w:val="9"/>
-    <w:rsid w:val="001248C0"/>
+    <w:rsid w:val="000E6D11"/>
     <w:rPr>
       <w:rFonts w:asciiTheme="majorHAnsi" w:eastAsiaTheme="majorEastAsia" w:hAnsiTheme="majorHAnsi" w:cstheme="majorBidi"/>
       <w:color w:val="2F5496" w:themeColor="accent1" w:themeShade="BF"/>
@@ -728,7 +727,7 @@
     <w:link w:val="Balk2"/>
     <w:uiPriority w:val="9"/>
     <w:semiHidden/>
-    <w:rsid w:val="001248C0"/>
+    <w:rsid w:val="000E6D11"/>
     <w:rPr>
       <w:rFonts w:asciiTheme="majorHAnsi" w:eastAsiaTheme="majorEastAsia" w:hAnsiTheme="majorHAnsi" w:cstheme="majorBidi"/>
       <w:color w:val="2F5496" w:themeColor="accent1" w:themeShade="BF"/>
@@ -742,7 +741,7 @@
     <w:link w:val="Balk3"/>
     <w:uiPriority w:val="9"/>
     <w:semiHidden/>
-    <w:rsid w:val="001248C0"/>
+    <w:rsid w:val="000E6D11"/>
     <w:rPr>
       <w:rFonts w:eastAsiaTheme="majorEastAsia" w:cstheme="majorBidi"/>
       <w:color w:val="2F5496" w:themeColor="accent1" w:themeShade="BF"/>
@@ -756,7 +755,7 @@
     <w:link w:val="Balk4"/>
     <w:uiPriority w:val="9"/>
     <w:semiHidden/>
-    <w:rsid w:val="001248C0"/>
+    <w:rsid w:val="000E6D11"/>
     <w:rPr>
       <w:rFonts w:eastAsiaTheme="majorEastAsia" w:cstheme="majorBidi"/>
       <w:i/>
@@ -770,7 +769,7 @@
     <w:link w:val="Balk5"/>
     <w:uiPriority w:val="9"/>
     <w:semiHidden/>
-    <w:rsid w:val="001248C0"/>
+    <w:rsid w:val="000E6D11"/>
     <w:rPr>
       <w:rFonts w:eastAsiaTheme="majorEastAsia" w:cstheme="majorBidi"/>
       <w:color w:val="2F5496" w:themeColor="accent1" w:themeShade="BF"/>
@@ -782,7 +781,7 @@
     <w:link w:val="Balk6"/>
     <w:uiPriority w:val="9"/>
     <w:semiHidden/>
-    <w:rsid w:val="001248C0"/>
+    <w:rsid w:val="000E6D11"/>
     <w:rPr>
       <w:rFonts w:eastAsiaTheme="majorEastAsia" w:cstheme="majorBidi"/>
       <w:i/>
@@ -796,7 +795,7 @@
     <w:link w:val="Balk7"/>
     <w:uiPriority w:val="9"/>
     <w:semiHidden/>
-    <w:rsid w:val="001248C0"/>
+    <w:rsid w:val="000E6D11"/>
     <w:rPr>
       <w:rFonts w:eastAsiaTheme="majorEastAsia" w:cstheme="majorBidi"/>
       <w:color w:val="595959" w:themeColor="text1" w:themeTint="A6"/>
@@ -808,7 +807,7 @@
     <w:link w:val="Balk8"/>
     <w:uiPriority w:val="9"/>
     <w:semiHidden/>
-    <w:rsid w:val="001248C0"/>
+    <w:rsid w:val="000E6D11"/>
     <w:rPr>
       <w:rFonts w:eastAsiaTheme="majorEastAsia" w:cstheme="majorBidi"/>
       <w:i/>
@@ -822,7 +821,7 @@
     <w:link w:val="Balk9"/>
     <w:uiPriority w:val="9"/>
     <w:semiHidden/>
-    <w:rsid w:val="001248C0"/>
+    <w:rsid w:val="000E6D11"/>
     <w:rPr>
       <w:rFonts w:eastAsiaTheme="majorEastAsia" w:cstheme="majorBidi"/>
       <w:color w:val="272727" w:themeColor="text1" w:themeTint="D8"/>
@@ -835,7 +834,7 @@
     <w:link w:val="KonuBalChar"/>
     <w:uiPriority w:val="10"/>
     <w:qFormat/>
-    <w:rsid w:val="001248C0"/>
+    <w:rsid w:val="000E6D11"/>
     <w:pPr>
       <w:spacing w:after="80" w:line="240" w:lineRule="auto"/>
       <w:contextualSpacing/>
@@ -853,7 +852,7 @@
     <w:basedOn w:val="VarsaylanParagrafYazTipi"/>
     <w:link w:val="KonuBal"/>
     <w:uiPriority w:val="10"/>
-    <w:rsid w:val="001248C0"/>
+    <w:rsid w:val="000E6D11"/>
     <w:rPr>
       <w:rFonts w:asciiTheme="majorHAnsi" w:eastAsiaTheme="majorEastAsia" w:hAnsiTheme="majorHAnsi" w:cstheme="majorBidi"/>
       <w:spacing w:val="-10"/>
@@ -869,7 +868,7 @@
     <w:link w:val="AltyazChar"/>
     <w:uiPriority w:val="11"/>
     <w:qFormat/>
-    <w:rsid w:val="001248C0"/>
+    <w:rsid w:val="000E6D11"/>
     <w:pPr>
       <w:numPr>
         <w:ilvl w:val="1"/>
@@ -888,7 +887,7 @@
     <w:basedOn w:val="VarsaylanParagrafYazTipi"/>
     <w:link w:val="Altyaz"/>
     <w:uiPriority w:val="11"/>
-    <w:rsid w:val="001248C0"/>
+    <w:rsid w:val="000E6D11"/>
     <w:rPr>
       <w:rFonts w:eastAsiaTheme="majorEastAsia" w:cstheme="majorBidi"/>
       <w:color w:val="595959" w:themeColor="text1" w:themeTint="A6"/>
@@ -904,7 +903,7 @@
     <w:link w:val="AlntChar"/>
     <w:uiPriority w:val="29"/>
     <w:qFormat/>
-    <w:rsid w:val="001248C0"/>
+    <w:rsid w:val="000E6D11"/>
     <w:pPr>
       <w:spacing w:before="160"/>
       <w:jc w:val="center"/>
@@ -920,7 +919,7 @@
     <w:basedOn w:val="VarsaylanParagrafYazTipi"/>
     <w:link w:val="Alnt"/>
     <w:uiPriority w:val="29"/>
-    <w:rsid w:val="001248C0"/>
+    <w:rsid w:val="000E6D11"/>
     <w:rPr>
       <w:i/>
       <w:iCs/>
@@ -932,7 +931,7 @@
     <w:basedOn w:val="Normal"/>
     <w:uiPriority w:val="34"/>
     <w:qFormat/>
-    <w:rsid w:val="001248C0"/>
+    <w:rsid w:val="000E6D11"/>
     <w:pPr>
       <w:ind w:left="720"/>
       <w:contextualSpacing/>
@@ -943,7 +942,7 @@
     <w:basedOn w:val="VarsaylanParagrafYazTipi"/>
     <w:uiPriority w:val="21"/>
     <w:qFormat/>
-    <w:rsid w:val="001248C0"/>
+    <w:rsid w:val="000E6D11"/>
     <w:rPr>
       <w:i/>
       <w:iCs/>
@@ -957,7 +956,7 @@
     <w:link w:val="GlAlntChar"/>
     <w:uiPriority w:val="30"/>
     <w:qFormat/>
-    <w:rsid w:val="001248C0"/>
+    <w:rsid w:val="000E6D11"/>
     <w:pPr>
       <w:pBdr>
         <w:top w:val="single" w:sz="4" w:space="10" w:color="2F5496" w:themeColor="accent1" w:themeShade="BF"/>
@@ -978,7 +977,7 @@
     <w:basedOn w:val="VarsaylanParagrafYazTipi"/>
     <w:link w:val="GlAlnt"/>
     <w:uiPriority w:val="30"/>
-    <w:rsid w:val="001248C0"/>
+    <w:rsid w:val="000E6D11"/>
     <w:rPr>
       <w:i/>
       <w:iCs/>
@@ -990,7 +989,7 @@
     <w:basedOn w:val="VarsaylanParagrafYazTipi"/>
     <w:uiPriority w:val="32"/>
     <w:qFormat/>
-    <w:rsid w:val="001248C0"/>
+    <w:rsid w:val="000E6D11"/>
     <w:rPr>
       <w:b/>
       <w:bCs/>
